--- a/public/ĐHKT_QĐ 213- 24052026.Sinh vien.docx
+++ b/public/ĐHKT_QĐ 213- 24052026.Sinh vien.docx
@@ -307,16 +307,6 @@
     </w:tbl>
     <w:p>
       <w:pPr>
-        <w:jc w:val="center"/>
-        <w:rPr>
-          <w:b/>
-          <w:sz w:val="14"/>
-          <w:szCs w:val="14"/>
-        </w:rPr>
-      </w:pPr>
-    </w:p>
-    <w:p>
-      <w:pPr>
         <w:spacing w:before="240"/>
         <w:jc w:val="center"/>
         <w:rPr>
@@ -340,8 +330,8 @@
         <w:rPr>
           <w:b/>
           <w:iCs/>
-          <w:sz w:val="36"/>
-          <w:szCs w:val="36"/>
+          <w:sz w:val="22"/>
+          <w:szCs w:val="22"/>
         </w:rPr>
       </w:pPr>
     </w:p>
@@ -356,7 +346,7 @@
       </w:tblGrid>
       <w:tr>
         <w:trPr>
-          <w:trHeight w:val="863"/>
+          <w:trHeight w:val="567"/>
         </w:trPr>
         <w:tc>
           <w:tcPr>
@@ -397,7 +387,6 @@
           </w:tcPr>
           <w:p>
             <w:pPr>
-              <w:spacing w:line="336" w:lineRule="auto"/>
               <w:rPr>
                 <w:bCs/>
                 <w:sz w:val="28"/>
@@ -448,49 +437,7 @@
             <w:r>
               <w:rPr>
                 <w:bCs/>
-                <w:sz w:val="28"/>
-                <w:szCs w:val="28"/>
-              </w:rPr>
-              <w:t>,</w:t>
-            </w:r>
-          </w:p>
-          <w:p>
-            <w:pPr>
-              <w:spacing w:line="336" w:lineRule="auto"/>
-              <w:rPr>
-                <w:b/>
-                <w:sz w:val="28"/>
-                <w:szCs w:val="28"/>
-              </w:rPr>
-            </w:pPr>
-            <w:r>
-              <w:rPr>
-                <w:bCs/>
-                <w:sz w:val="28"/>
-                <w:szCs w:val="28"/>
-              </w:rPr>
-              <w:t>- Chi bộ</w:t>
-            </w:r>
-            <w:r>
-              <w:rPr>
-                <w:bCs/>
-                <w:sz w:val="28"/>
-                <w:szCs w:val="28"/>
-              </w:rPr>
-              <w:t xml:space="preserve"> </w:t>
-            </w:r>
-            <w:r>
-              <w:rPr>
-                <w:bCs/>
                 <w:noProof/>
-                <w:sz w:val="28"/>
-                <w:szCs w:val="28"/>
-              </w:rPr>
-              <w:t>Mân Quang 4</w:t>
-            </w:r>
-            <w:r>
-              <w:rPr>
-                <w:bCs/>
                 <w:sz w:val="28"/>
                 <w:szCs w:val="28"/>
               </w:rPr>
@@ -503,30 +450,25 @@
     <w:p>
       <w:pPr>
         <w:spacing w:line="312" w:lineRule="auto"/>
-        <w:ind w:firstLine="720"/>
         <w:jc w:val="both"/>
         <w:rPr>
-          <w:sz w:val="16"/>
-          <w:szCs w:val="16"/>
+          <w:sz w:val="28"/>
+          <w:szCs w:val="28"/>
         </w:rPr>
       </w:pPr>
-    </w:p>
-    <w:p>
-      <w:pPr>
-        <w:spacing w:line="312" w:lineRule="auto"/>
-        <w:ind w:firstLine="720"/>
-        <w:jc w:val="both"/>
-        <w:rPr>
-          <w:sz w:val="28"/>
-          <w:szCs w:val="28"/>
-        </w:rPr>
-      </w:pPr>
-      <w:r>
-        <w:rPr>
-          <w:sz w:val="28"/>
-          <w:szCs w:val="28"/>
-        </w:rPr>
-        <w:t>Thực hiện Quy định số 213-QĐ/TW, ngày 02 tháng 01 năm 2020 của Bộ Chính trị về trách nhiệm của đảng viên đang công tác thường xuyên giữ mối liên hệ với tổ chức đảng và nhân dân nơi cư trú.</w:t>
+      <w:r>
+        <w:rPr>
+          <w:sz w:val="28"/>
+          <w:szCs w:val="28"/>
+        </w:rPr>
+        <w:t>T</w:t>
+      </w:r>
+      <w:r>
+        <w:rPr>
+          <w:sz w:val="28"/>
+          <w:szCs w:val="28"/>
+        </w:rPr>
+        <w:t>hực hiện Quy định số 213-QĐ/TW, ngày 02 tháng 01 năm 2020 của Bộ Chính trị về trách nhiệm của đảng viên đang công tác thường xuyên giữ mối liên hệ với tổ chức đảng và nhân dân nơi cư trú.</w:t>
       </w:r>
     </w:p>
     <w:p>

--- a/public/ĐHKT_QĐ 213- 24052026.Sinh vien.docx
+++ b/public/ĐHKT_QĐ 213- 24052026.Sinh vien.docx
@@ -1151,6 +1151,14 @@
                 <w:szCs w:val="28"/>
               </w:rPr>
             </w:pPr>
+            <w:r>
+              <w:rPr>
+                <w:color w:val="000000"/>
+                <w:sz w:val="28"/>
+                <w:szCs w:val="28"/>
+              </w:rPr>
+              <w:t xml:space="preserve">PHÓ </w:t>
+            </w:r>
             <w:r>
               <w:rPr>
                 <w:color w:val="000000"/>
